--- a/docs/studyguides/productrule.docx
+++ b/docs/studyguides/productrule.docx
@@ -1191,7 +1191,7 @@
       </w:tr>
     </w:tbl>
     <w:bookmarkEnd w:id="21"/>
-    <w:bookmarkStart w:id="29" w:name="statement-of-the-product-rule"/>
+    <w:bookmarkStart w:id="30" w:name="statement-of-the-product-rule"/>
     <w:p>
       <w:pPr>
         <w:pStyle w:val="Heading1"/>
@@ -2404,11 +2404,22 @@
         <w:pStyle w:val="BodyText"/>
       </w:pPr>
       <w:r>
-        <w:t xml:space="preserve">To see why this really is the derivative of the product of two functions, please see [Proof sheet: Rules of differentiation.]</w:t>
+        <w:t xml:space="preserve">To see why this really is the derivative of the product of two functions, please see</w:t>
       </w:r>
+      <w:r>
+        <w:t xml:space="preserve"> </w:t>
+      </w:r>
+      <w:hyperlink r:id="rId29">
+        <w:r>
+          <w:rPr>
+            <w:rStyle w:val="Hyperlink"/>
+          </w:rPr>
+          <w:t xml:space="preserve">Proof: Rules of differentiation.</w:t>
+        </w:r>
+      </w:hyperlink>
     </w:p>
-    <w:bookmarkEnd w:id="29"/>
-    <w:bookmarkStart w:id="56" w:name="examples"/>
+    <w:bookmarkEnd w:id="30"/>
+    <w:bookmarkStart w:id="57" w:name="examples"/>
     <w:p>
       <w:pPr>
         <w:pStyle w:val="Heading1"/>
@@ -2457,12 +2468,12 @@
                 <wp:inline>
                   <wp:extent cx="152400" cy="152400"/>
                   <wp:effectExtent b="0" l="0" r="0" t="0"/>
-                  <wp:docPr descr="" title="" id="30" name="Picture"/>
+                  <wp:docPr descr="" title="" id="31" name="Picture"/>
                   <a:graphic>
                     <a:graphicData uri="http://schemas.openxmlformats.org/drawingml/2006/picture">
                       <pic:pic>
                         <pic:nvPicPr>
-                          <pic:cNvPr descr="/Applications/quarto/share/formats/docx/note.png" id="31" name="Picture"/>
+                          <pic:cNvPr descr="/Applications/quarto/share/formats/docx/note.png" id="32" name="Picture"/>
                           <pic:cNvPicPr>
                             <a:picLocks noChangeArrowheads="1" noChangeAspect="1"/>
                           </pic:cNvPicPr>
@@ -3440,12 +3451,12 @@
                 <wp:inline>
                   <wp:extent cx="152400" cy="152400"/>
                   <wp:effectExtent b="0" l="0" r="0" t="0"/>
-                  <wp:docPr descr="" title="" id="32" name="Picture"/>
+                  <wp:docPr descr="" title="" id="33" name="Picture"/>
                   <a:graphic>
                     <a:graphicData uri="http://schemas.openxmlformats.org/drawingml/2006/picture">
                       <pic:pic>
                         <pic:nvPicPr>
-                          <pic:cNvPr descr="/Applications/quarto/share/formats/docx/note.png" id="33" name="Picture"/>
+                          <pic:cNvPr descr="/Applications/quarto/share/formats/docx/note.png" id="34" name="Picture"/>
                           <pic:cNvPicPr>
                             <a:picLocks noChangeArrowheads="1" noChangeAspect="1"/>
                           </pic:cNvPicPr>
@@ -4434,12 +4445,12 @@
                 <wp:inline>
                   <wp:extent cx="152400" cy="152400"/>
                   <wp:effectExtent b="0" l="0" r="0" t="0"/>
-                  <wp:docPr descr="" title="" id="34" name="Picture"/>
+                  <wp:docPr descr="" title="" id="35" name="Picture"/>
                   <a:graphic>
                     <a:graphicData uri="http://schemas.openxmlformats.org/drawingml/2006/picture">
                       <pic:pic>
                         <pic:nvPicPr>
-                          <pic:cNvPr descr="/Applications/quarto/share/formats/docx/note.png" id="35" name="Picture"/>
+                          <pic:cNvPr descr="/Applications/quarto/share/formats/docx/note.png" id="36" name="Picture"/>
                           <pic:cNvPicPr>
                             <a:picLocks noChangeArrowheads="1" noChangeAspect="1"/>
                           </pic:cNvPicPr>
@@ -5671,12 +5682,12 @@
                 <wp:inline>
                   <wp:extent cx="152400" cy="152400"/>
                   <wp:effectExtent b="0" l="0" r="0" t="0"/>
-                  <wp:docPr descr="" title="" id="36" name="Picture"/>
+                  <wp:docPr descr="" title="" id="37" name="Picture"/>
                   <a:graphic>
                     <a:graphicData uri="http://schemas.openxmlformats.org/drawingml/2006/picture">
                       <pic:pic>
                         <pic:nvPicPr>
-                          <pic:cNvPr descr="/Applications/quarto/share/formats/docx/tip.png" id="37" name="Picture"/>
+                          <pic:cNvPr descr="/Applications/quarto/share/formats/docx/tip.png" id="38" name="Picture"/>
                           <pic:cNvPicPr>
                             <a:picLocks noChangeArrowheads="1" noChangeAspect="1"/>
                           </pic:cNvPicPr>
@@ -5875,7 +5886,7 @@
             <w:r>
               <w:t xml:space="preserve"> </w:t>
             </w:r>
-            <w:hyperlink r:id="rId38">
+            <w:hyperlink r:id="rId39">
               <w:r>
                 <w:rPr>
                   <w:rStyle w:val="Hyperlink"/>
@@ -6102,12 +6113,12 @@
                 <wp:inline>
                   <wp:extent cx="152400" cy="152400"/>
                   <wp:effectExtent b="0" l="0" r="0" t="0"/>
-                  <wp:docPr descr="" title="" id="39" name="Picture"/>
+                  <wp:docPr descr="" title="" id="40" name="Picture"/>
                   <a:graphic>
                     <a:graphicData uri="http://schemas.openxmlformats.org/drawingml/2006/picture">
                       <pic:pic>
                         <pic:nvPicPr>
-                          <pic:cNvPr descr="/Applications/quarto/share/formats/docx/note.png" id="40" name="Picture"/>
+                          <pic:cNvPr descr="/Applications/quarto/share/formats/docx/note.png" id="41" name="Picture"/>
                           <pic:cNvPicPr>
                             <a:picLocks noChangeArrowheads="1" noChangeAspect="1"/>
                           </pic:cNvPicPr>
@@ -7598,12 +7609,12 @@
                 <wp:inline>
                   <wp:extent cx="152400" cy="152400"/>
                   <wp:effectExtent b="0" l="0" r="0" t="0"/>
-                  <wp:docPr descr="" title="" id="41" name="Picture"/>
+                  <wp:docPr descr="" title="" id="42" name="Picture"/>
                   <a:graphic>
                     <a:graphicData uri="http://schemas.openxmlformats.org/drawingml/2006/picture">
                       <pic:pic>
                         <pic:nvPicPr>
-                          <pic:cNvPr descr="/Applications/quarto/share/formats/docx/note.png" id="42" name="Picture"/>
+                          <pic:cNvPr descr="/Applications/quarto/share/formats/docx/note.png" id="43" name="Picture"/>
                           <pic:cNvPicPr>
                             <a:picLocks noChangeArrowheads="1" noChangeAspect="1"/>
                           </pic:cNvPicPr>
@@ -7731,7 +7742,7 @@
             <w:r>
               <w:t xml:space="preserve"> </w:t>
             </w:r>
-            <w:hyperlink r:id="rId43">
+            <w:hyperlink r:id="rId44">
               <w:r>
                 <w:rPr>
                   <w:rStyle w:val="Hyperlink"/>
@@ -8738,18 +8749,18 @@
                 <wp:inline>
                   <wp:extent cx="152400" cy="152400"/>
                   <wp:effectExtent b="0" l="0" r="0" t="0"/>
-                  <wp:docPr descr="" title="" id="45" name="Picture"/>
+                  <wp:docPr descr="" title="" id="46" name="Picture"/>
                   <a:graphic>
                     <a:graphicData uri="http://schemas.openxmlformats.org/drawingml/2006/picture">
                       <pic:pic>
                         <pic:nvPicPr>
-                          <pic:cNvPr descr="/Applications/quarto/share/formats/docx/important.png" id="46" name="Picture"/>
+                          <pic:cNvPr descr="/Applications/quarto/share/formats/docx/important.png" id="47" name="Picture"/>
                           <pic:cNvPicPr>
                             <a:picLocks noChangeArrowheads="1" noChangeAspect="1"/>
                           </pic:cNvPicPr>
                         </pic:nvPicPr>
                         <pic:blipFill>
-                          <a:blip r:embed="rId44"/>
+                          <a:blip r:embed="rId45"/>
                           <a:stretch>
                             <a:fillRect/>
                           </a:stretch>
@@ -8999,7 +9010,7 @@
             <w:r>
               <w:t xml:space="preserve"> </w:t>
             </w:r>
-            <w:hyperlink r:id="rId47">
+            <w:hyperlink r:id="rId48">
               <w:r>
                 <w:rPr>
                   <w:rStyle w:val="Hyperlink"/>
@@ -9190,7 +9201,7 @@
             <w:r>
               <w:t xml:space="preserve"> </w:t>
             </w:r>
-            <w:hyperlink r:id="rId48">
+            <w:hyperlink r:id="rId49">
               <w:r>
                 <w:rPr>
                   <w:rStyle w:val="Hyperlink"/>
@@ -9295,12 +9306,12 @@
                 <wp:inline>
                   <wp:extent cx="152400" cy="152400"/>
                   <wp:effectExtent b="0" l="0" r="0" t="0"/>
-                  <wp:docPr descr="" title="" id="49" name="Picture"/>
+                  <wp:docPr descr="" title="" id="50" name="Picture"/>
                   <a:graphic>
                     <a:graphicData uri="http://schemas.openxmlformats.org/drawingml/2006/picture">
                       <pic:pic>
                         <pic:nvPicPr>
-                          <pic:cNvPr descr="/Applications/quarto/share/formats/docx/note.png" id="50" name="Picture"/>
+                          <pic:cNvPr descr="/Applications/quarto/share/formats/docx/note.png" id="51" name="Picture"/>
                           <pic:cNvPicPr>
                             <a:picLocks noChangeArrowheads="1" noChangeAspect="1"/>
                           </pic:cNvPicPr>
@@ -10732,18 +10743,18 @@
                 <wp:inline>
                   <wp:extent cx="152400" cy="152400"/>
                   <wp:effectExtent b="0" l="0" r="0" t="0"/>
-                  <wp:docPr descr="" title="" id="52" name="Picture"/>
+                  <wp:docPr descr="" title="" id="53" name="Picture"/>
                   <a:graphic>
                     <a:graphicData uri="http://schemas.openxmlformats.org/drawingml/2006/picture">
                       <pic:pic>
                         <pic:nvPicPr>
-                          <pic:cNvPr descr="/Applications/quarto/share/formats/docx/warning.png" id="53" name="Picture"/>
+                          <pic:cNvPr descr="/Applications/quarto/share/formats/docx/warning.png" id="54" name="Picture"/>
                           <pic:cNvPicPr>
                             <a:picLocks noChangeArrowheads="1" noChangeAspect="1"/>
                           </pic:cNvPicPr>
                         </pic:nvPicPr>
                         <pic:blipFill>
-                          <a:blip r:embed="rId51"/>
+                          <a:blip r:embed="rId52"/>
                           <a:stretch>
                             <a:fillRect/>
                           </a:stretch>
@@ -10871,12 +10882,12 @@
                 <wp:inline>
                   <wp:extent cx="152400" cy="152400"/>
                   <wp:effectExtent b="0" l="0" r="0" t="0"/>
-                  <wp:docPr descr="" title="" id="54" name="Picture"/>
+                  <wp:docPr descr="" title="" id="55" name="Picture"/>
                   <a:graphic>
                     <a:graphicData uri="http://schemas.openxmlformats.org/drawingml/2006/picture">
                       <pic:pic>
                         <pic:nvPicPr>
-                          <pic:cNvPr descr="/Applications/quarto/share/formats/docx/note.png" id="55" name="Picture"/>
+                          <pic:cNvPr descr="/Applications/quarto/share/formats/docx/note.png" id="56" name="Picture"/>
                           <pic:cNvPicPr>
                             <a:picLocks noChangeArrowheads="1" noChangeAspect="1"/>
                           </pic:cNvPicPr>
@@ -12861,8 +12872,8 @@
         </w:tc>
       </w:tr>
     </w:tbl>
-    <w:bookmarkEnd w:id="56"/>
-    <w:bookmarkStart w:id="57" w:name="quick-check-problems"/>
+    <w:bookmarkEnd w:id="57"/>
+    <w:bookmarkStart w:id="58" w:name="quick-check-problems"/>
     <w:p>
       <w:pPr>
         <w:pStyle w:val="Heading1"/>
@@ -13853,7 +13864,7 @@
         </w:tc>
       </w:tr>
     </w:tbl>
-    <w:bookmarkEnd w:id="57"/>
+    <w:bookmarkEnd w:id="58"/>
     <w:bookmarkStart w:id="62" w:name="further-reading"/>
     <w:p>
       <w:pPr>
@@ -13867,7 +13878,7 @@
       <w:pPr>
         <w:pStyle w:val="FirstParagraph"/>
       </w:pPr>
-      <w:hyperlink r:id="rId58">
+      <w:hyperlink r:id="rId59">
         <w:r>
           <w:rPr>
             <w:rStyle w:val="Hyperlink"/>
@@ -13889,7 +13900,7 @@
       <w:r>
         <w:t xml:space="preserve"> </w:t>
       </w:r>
-      <w:hyperlink r:id="rId47">
+      <w:hyperlink r:id="rId48">
         <w:r>
           <w:rPr>
             <w:rStyle w:val="Hyperlink"/>
@@ -13903,7 +13914,7 @@
       <w:r>
         <w:t xml:space="preserve"> </w:t>
       </w:r>
-      <w:hyperlink r:id="rId48">
+      <w:hyperlink r:id="rId49">
         <w:r>
           <w:rPr>
             <w:rStyle w:val="Hyperlink"/>
@@ -13925,12 +13936,12 @@
       <w:r>
         <w:t xml:space="preserve"> </w:t>
       </w:r>
-      <w:hyperlink r:id="rId59">
+      <w:hyperlink r:id="rId29">
         <w:r>
           <w:rPr>
             <w:rStyle w:val="Hyperlink"/>
           </w:rPr>
-          <w:t xml:space="preserve">Proof sheet: Rules of differentiation</w:t>
+          <w:t xml:space="preserve">Proof: Rules of differentiation</w:t>
         </w:r>
       </w:hyperlink>
       <w:r>
